--- a/ТРПП/прак 1/ИКБО-20-23 Кузнецов Лев Андреевис прак 1.docx
+++ b/ТРПП/прак 1/ИКБО-20-23 Кузнецов Лев Андреевис прак 1.docx
@@ -641,7 +641,51 @@
             <w:pPr>
               <w:widowControl w:val="0"/>
               <w:spacing w:after="0" w:line="240" w:lineRule="auto"/>
+              <w:rPr>
+                <w:rFonts w:eastAsia="Times New Roman" w:cs="Times New Roman"/>
+                <w:b/>
+                <w:sz w:val="24"/>
+                <w:szCs w:val="24"/>
+                <w:lang w:eastAsia="ru-RU"/>
+              </w:rPr>
             </w:pPr>
+            <w:r>
+              <w:rPr>
+                <w:rFonts w:eastAsia="Times New Roman" w:cs="Times New Roman"/>
+                <w:b/>
+                <w:sz w:val="24"/>
+                <w:szCs w:val="24"/>
+                <w:lang w:eastAsia="ru-RU"/>
+              </w:rPr>
+              <w:t>Выполнил</w:t>
+            </w:r>
+            <w:r>
+              <w:rPr>
+                <w:rFonts w:eastAsia="Times New Roman" w:cs="Times New Roman"/>
+                <w:b/>
+                <w:sz w:val="24"/>
+                <w:szCs w:val="24"/>
+                <w:lang w:eastAsia="ru-RU"/>
+              </w:rPr>
+              <w:t>:</w:t>
+            </w:r>
+            <w:r>
+              <w:rPr>
+                <w:rFonts w:eastAsia="Times New Roman" w:cs="Times New Roman"/>
+                <w:b/>
+                <w:sz w:val="24"/>
+                <w:szCs w:val="24"/>
+                <w:lang w:eastAsia="ru-RU"/>
+              </w:rPr>
+              <w:t xml:space="preserve"> </w:t>
+            </w:r>
+          </w:p>
+          <w:p>
+            <w:pPr>
+              <w:widowControl w:val="0"/>
+              <w:spacing w:after="0" w:line="240" w:lineRule="auto"/>
+            </w:pPr>
+            <w:proofErr w:type="gramStart"/>
             <w:r>
               <w:rPr>
                 <w:rFonts w:eastAsia="Times New Roman" w:cs="Times New Roman"/>
@@ -649,7 +693,17 @@
                 <w:szCs w:val="24"/>
                 <w:lang w:eastAsia="ru-RU"/>
               </w:rPr>
-              <w:t xml:space="preserve">Выполнил студент группы </w:t>
+              <w:t>студент</w:t>
+            </w:r>
+            <w:proofErr w:type="gramEnd"/>
+            <w:r>
+              <w:rPr>
+                <w:rFonts w:eastAsia="Times New Roman" w:cs="Times New Roman"/>
+                <w:sz w:val="24"/>
+                <w:szCs w:val="24"/>
+                <w:lang w:eastAsia="ru-RU"/>
+              </w:rPr>
+              <w:t xml:space="preserve"> группы </w:t>
             </w:r>
             <w:r>
               <w:rPr>
@@ -714,6 +768,20 @@
               <w:spacing w:after="0" w:line="240" w:lineRule="auto"/>
               <w:ind w:right="-57"/>
               <w:jc w:val="right"/>
+              <w:rPr>
+                <w:rFonts w:eastAsia="Times New Roman"/>
+                <w:sz w:val="24"/>
+                <w:szCs w:val="24"/>
+              </w:rPr>
+            </w:pPr>
+          </w:p>
+          <w:p>
+            <w:pPr>
+              <w:widowControl w:val="0"/>
+              <w:shd w:val="clear" w:color="auto" w:fill="FFFFFF"/>
+              <w:spacing w:after="0" w:line="240" w:lineRule="auto"/>
+              <w:ind w:right="-57"/>
+              <w:jc w:val="right"/>
             </w:pPr>
             <w:r>
               <w:rPr>
@@ -736,15 +804,20 @@
             <w:pPr>
               <w:widowControl w:val="0"/>
               <w:spacing w:after="0" w:line="240" w:lineRule="auto"/>
+              <w:ind w:right="1464"/>
+              <w:rPr>
+                <w:b/>
+              </w:rPr>
             </w:pPr>
             <w:r>
               <w:rPr>
                 <w:rFonts w:eastAsia="Times New Roman" w:cs="Times New Roman"/>
+                <w:b/>
                 <w:sz w:val="24"/>
                 <w:szCs w:val="24"/>
                 <w:lang w:eastAsia="ru-RU"/>
               </w:rPr>
-              <w:t xml:space="preserve">Принял </w:t>
+              <w:t>Принял:</w:t>
             </w:r>
           </w:p>
           <w:p>
@@ -758,6 +831,8 @@
                 <w:szCs w:val="20"/>
               </w:rPr>
             </w:pPr>
+            <w:bookmarkStart w:id="1" w:name="_GoBack"/>
+            <w:bookmarkEnd w:id="1"/>
           </w:p>
         </w:tc>
         <w:tc>
@@ -765,6 +840,28 @@
             <w:tcW w:w="3215" w:type="dxa"/>
             <w:shd w:val="clear" w:color="auto" w:fill="auto"/>
           </w:tcPr>
+          <w:p>
+            <w:pPr>
+              <w:widowControl w:val="0"/>
+              <w:shd w:val="clear" w:color="auto" w:fill="FFFFFF"/>
+              <w:spacing w:after="0" w:line="240" w:lineRule="auto"/>
+              <w:ind w:firstLine="0"/>
+              <w:jc w:val="right"/>
+              <w:rPr>
+                <w:rFonts w:eastAsia="Times New Roman"/>
+                <w:sz w:val="24"/>
+                <w:szCs w:val="24"/>
+              </w:rPr>
+            </w:pPr>
+            <w:r>
+              <w:rPr>
+                <w:rFonts w:eastAsia="Times New Roman"/>
+                <w:sz w:val="24"/>
+                <w:szCs w:val="24"/>
+              </w:rPr>
+              <w:t>Доцент кафедры МОСИТ, кандидат технических наук, доцент</w:t>
+            </w:r>
+          </w:p>
           <w:p>
             <w:pPr>
               <w:widowControl w:val="0"/>
@@ -1190,8 +1287,6 @@
         <w:spacing w:after="0" w:line="276" w:lineRule="auto"/>
         <w:jc w:val="center"/>
       </w:pPr>
-      <w:bookmarkStart w:id="1" w:name="_GoBack"/>
-      <w:bookmarkEnd w:id="1"/>
       <w:r>
         <w:rPr>
           <w:rFonts w:eastAsia="Times New Roman"/>
@@ -1207,7 +1302,6 @@
         <w:jc w:val="center"/>
       </w:pPr>
       <w:r>
-        <w:lastRenderedPageBreak/>
         <w:t>оглавление</w:t>
       </w:r>
       <w:bookmarkEnd w:id="0"/>
@@ -1220,6 +1314,7 @@
           <w:docPartUnique/>
         </w:docPartObj>
       </w:sdtPr>
+      <w:sdtEndPr/>
       <w:sdtContent>
         <w:sdt>
           <w:sdtPr>
@@ -1238,6 +1333,7 @@
               <w:rStyle w:val="a4"/>
               <w:i w:val="0"/>
               <w:color w:val="000000" w:themeColor="text1"/>
+              <w:u w:val="single"/>
             </w:rPr>
           </w:sdtEndPr>
           <w:sdtContent>
@@ -1312,12 +1408,6 @@
                   <w:color w:val="000000" w:themeColor="text1"/>
                   <w:szCs w:val="28"/>
                 </w:rPr>
-              </w:r>
-              <w:r>
-                <w:rPr>
-                  <w:color w:val="000000" w:themeColor="text1"/>
-                  <w:szCs w:val="28"/>
-                </w:rPr>
                 <w:fldChar w:fldCharType="separate"/>
               </w:r>
               <w:r>
@@ -1397,12 +1487,6 @@
                   <w:color w:val="000000" w:themeColor="text1"/>
                   <w:szCs w:val="28"/>
                 </w:rPr>
-              </w:r>
-              <w:r>
-                <w:rPr>
-                  <w:color w:val="000000" w:themeColor="text1"/>
-                  <w:szCs w:val="28"/>
-                </w:rPr>
                 <w:fldChar w:fldCharType="separate"/>
               </w:r>
               <w:r>
@@ -1569,12 +1653,6 @@
                   <w:color w:val="000000" w:themeColor="text1"/>
                   <w:szCs w:val="28"/>
                 </w:rPr>
-              </w:r>
-              <w:r>
-                <w:rPr>
-                  <w:color w:val="000000" w:themeColor="text1"/>
-                  <w:szCs w:val="28"/>
-                </w:rPr>
                 <w:fldChar w:fldCharType="separate"/>
               </w:r>
               <w:r>
@@ -1704,12 +1782,6 @@
                   <w:color w:val="000000" w:themeColor="text1"/>
                   <w:szCs w:val="28"/>
                 </w:rPr>
-              </w:r>
-              <w:r>
-                <w:rPr>
-                  <w:color w:val="000000" w:themeColor="text1"/>
-                  <w:szCs w:val="28"/>
-                </w:rPr>
                 <w:fldChar w:fldCharType="separate"/>
               </w:r>
               <w:r>
@@ -1932,12 +2004,6 @@
                   <w:color w:val="000000" w:themeColor="text1"/>
                   <w:szCs w:val="28"/>
                 </w:rPr>
-              </w:r>
-              <w:r>
-                <w:rPr>
-                  <w:color w:val="000000" w:themeColor="text1"/>
-                  <w:szCs w:val="28"/>
-                </w:rPr>
                 <w:fldChar w:fldCharType="separate"/>
               </w:r>
               <w:r>
@@ -2067,12 +2133,6 @@
                   <w:color w:val="000000" w:themeColor="text1"/>
                   <w:szCs w:val="28"/>
                 </w:rPr>
-              </w:r>
-              <w:r>
-                <w:rPr>
-                  <w:color w:val="000000" w:themeColor="text1"/>
-                  <w:szCs w:val="28"/>
-                </w:rPr>
                 <w:fldChar w:fldCharType="separate"/>
               </w:r>
               <w:r>
@@ -2302,12 +2362,6 @@
                   <w:szCs w:val="28"/>
                 </w:rPr>
                 <w:instrText xml:space="preserve"> HYPERLINK  \l "a7" </w:instrText>
-              </w:r>
-              <w:r>
-                <w:rPr>
-                  <w:color w:val="000000" w:themeColor="text1"/>
-                  <w:szCs w:val="28"/>
-                </w:rPr>
               </w:r>
               <w:r>
                 <w:rPr>
@@ -2523,25 +2577,7 @@
                     <w:szCs w:val="28"/>
                     <w:u w:val="none"/>
                   </w:rPr>
-                  <w:t>обяз</w:t>
-                </w:r>
-                <w:r>
-                  <w:rPr>
-                    <w:rStyle w:val="a4"/>
-                    <w:color w:val="000000" w:themeColor="text1"/>
-                    <w:szCs w:val="28"/>
-                    <w:u w:val="none"/>
-                  </w:rPr>
-                  <w:t>а</w:t>
-                </w:r>
-                <w:r>
-                  <w:rPr>
-                    <w:rStyle w:val="a4"/>
-                    <w:color w:val="000000" w:themeColor="text1"/>
-                    <w:szCs w:val="28"/>
-                    <w:u w:val="none"/>
-                  </w:rPr>
-                  <w:t>тельный)</w:t>
+                  <w:t>обязательный)</w:t>
                 </w:r>
                 <w:r>
                   <w:rPr>
@@ -2652,12 +2688,6 @@
                   <w:color w:val="000000" w:themeColor="text1"/>
                   <w:szCs w:val="28"/>
                 </w:rPr>
-              </w:r>
-              <w:r>
-                <w:rPr>
-                  <w:color w:val="000000" w:themeColor="text1"/>
-                  <w:szCs w:val="28"/>
-                </w:rPr>
                 <w:fldChar w:fldCharType="separate"/>
               </w:r>
               <w:r>
@@ -2796,12 +2826,6 @@
                   <w:color w:val="000000" w:themeColor="text1"/>
                   <w:szCs w:val="28"/>
                 </w:rPr>
-              </w:r>
-              <w:r>
-                <w:rPr>
-                  <w:color w:val="000000" w:themeColor="text1"/>
-                  <w:szCs w:val="28"/>
-                </w:rPr>
                 <w:fldChar w:fldCharType="separate"/>
               </w:r>
               <w:r>
@@ -2950,12 +2974,6 @@
                   <w:color w:val="000000" w:themeColor="text1"/>
                   <w:szCs w:val="28"/>
                 </w:rPr>
-              </w:r>
-              <w:r>
-                <w:rPr>
-                  <w:color w:val="000000" w:themeColor="text1"/>
-                  <w:szCs w:val="28"/>
-                </w:rPr>
                 <w:fldChar w:fldCharType="separate"/>
               </w:r>
               <w:r>
@@ -3073,12 +3091,6 @@
                   <w:color w:val="000000" w:themeColor="text1"/>
                   <w:szCs w:val="28"/>
                 </w:rPr>
-              </w:r>
-              <w:r>
-                <w:rPr>
-                  <w:color w:val="000000" w:themeColor="text1"/>
-                  <w:szCs w:val="28"/>
-                </w:rPr>
                 <w:fldChar w:fldCharType="separate"/>
               </w:r>
               <w:r>
@@ -3265,12 +3277,6 @@
                   <w:color w:val="000000" w:themeColor="text1"/>
                   <w:szCs w:val="28"/>
                 </w:rPr>
-              </w:r>
-              <w:r>
-                <w:rPr>
-                  <w:color w:val="000000" w:themeColor="text1"/>
-                  <w:szCs w:val="28"/>
-                </w:rPr>
                 <w:fldChar w:fldCharType="separate"/>
               </w:r>
               <w:r>
@@ -3527,12 +3533,6 @@
                   <w:szCs w:val="28"/>
                 </w:rPr>
                 <w:instrText xml:space="preserve"> HYPERLINK  \l "a14" </w:instrText>
-              </w:r>
-              <w:r>
-                <w:rPr>
-                  <w:color w:val="000000" w:themeColor="text1"/>
-                  <w:szCs w:val="28"/>
-                </w:rPr>
               </w:r>
               <w:r>
                 <w:rPr>
@@ -3768,12 +3768,6 @@
                   <w:color w:val="000000" w:themeColor="text1"/>
                   <w:szCs w:val="28"/>
                 </w:rPr>
-              </w:r>
-              <w:r>
-                <w:rPr>
-                  <w:color w:val="000000" w:themeColor="text1"/>
-                  <w:szCs w:val="28"/>
-                </w:rPr>
                 <w:fldChar w:fldCharType="separate"/>
               </w:r>
               <w:r>
@@ -3941,12 +3935,6 @@
                   <w:color w:val="000000" w:themeColor="text1"/>
                   <w:szCs w:val="28"/>
                 </w:rPr>
-              </w:r>
-              <w:r>
-                <w:rPr>
-                  <w:color w:val="000000" w:themeColor="text1"/>
-                  <w:szCs w:val="28"/>
-                </w:rPr>
                 <w:fldChar w:fldCharType="separate"/>
               </w:r>
               <w:r>
@@ -4112,12 +4100,6 @@
                   <w:color w:val="000000" w:themeColor="text1"/>
                   <w:szCs w:val="28"/>
                 </w:rPr>
-              </w:r>
-              <w:r>
-                <w:rPr>
-                  <w:color w:val="000000" w:themeColor="text1"/>
-                  <w:szCs w:val="28"/>
-                </w:rPr>
                 <w:fldChar w:fldCharType="separate"/>
               </w:r>
               <w:r>
@@ -4313,12 +4295,6 @@
                   <w:color w:val="000000" w:themeColor="text1"/>
                   <w:szCs w:val="28"/>
                 </w:rPr>
-              </w:r>
-              <w:r>
-                <w:rPr>
-                  <w:color w:val="000000" w:themeColor="text1"/>
-                  <w:szCs w:val="28"/>
-                </w:rPr>
                 <w:fldChar w:fldCharType="separate"/>
               </w:r>
               <w:r>
@@ -4499,12 +4475,6 @@
                   <w:szCs w:val="28"/>
                 </w:rPr>
                 <w:instrText xml:space="preserve"> HYPERLINK  \l "a20" </w:instrText>
-              </w:r>
-              <w:r>
-                <w:rPr>
-                  <w:color w:val="000000" w:themeColor="text1"/>
-                  <w:szCs w:val="28"/>
-                </w:rPr>
               </w:r>
               <w:r>
                 <w:rPr>
@@ -4780,17 +4750,7 @@
                     <w:szCs w:val="28"/>
                     <w:u w:val="none"/>
                   </w:rPr>
-                  <w:t>1</w:t>
-                </w:r>
-                <w:r>
-                  <w:rPr>
-                    <w:rStyle w:val="a4"/>
-                    <w:color w:val="000000" w:themeColor="text1"/>
-                    <w:spacing w:val="-5"/>
-                    <w:szCs w:val="28"/>
-                    <w:u w:val="none"/>
-                  </w:rPr>
-                  <w:t>8</w:t>
+                  <w:t>18</w:t>
                 </w:r>
               </w:hyperlink>
             </w:p>
@@ -4849,25 +4809,7 @@
                     <w:szCs w:val="28"/>
                     <w:u w:val="none"/>
                   </w:rPr>
-                  <w:t>Ветв</w:t>
-                </w:r>
-                <w:r>
-                  <w:rPr>
-                    <w:rStyle w:val="a4"/>
-                    <w:color w:val="000000" w:themeColor="text1"/>
-                    <w:szCs w:val="28"/>
-                    <w:u w:val="none"/>
-                  </w:rPr>
-                  <w:t>л</w:t>
-                </w:r>
-                <w:r>
-                  <w:rPr>
-                    <w:rStyle w:val="a4"/>
-                    <w:color w:val="000000" w:themeColor="text1"/>
-                    <w:szCs w:val="28"/>
-                    <w:u w:val="none"/>
-                  </w:rPr>
-                  <w:t>ение</w:t>
+                  <w:t>Ветвление</w:t>
                 </w:r>
                 <w:r>
                   <w:rPr>
@@ -4905,25 +4847,7 @@
                     <w:szCs w:val="28"/>
                     <w:u w:val="none"/>
                   </w:rPr>
-                  <w:t>оформл</w:t>
-                </w:r>
-                <w:r>
-                  <w:rPr>
-                    <w:rStyle w:val="a4"/>
-                    <w:color w:val="000000" w:themeColor="text1"/>
-                    <w:szCs w:val="28"/>
-                    <w:u w:val="none"/>
-                  </w:rPr>
-                  <w:t>е</w:t>
-                </w:r>
-                <w:r>
-                  <w:rPr>
-                    <w:rStyle w:val="a4"/>
-                    <w:color w:val="000000" w:themeColor="text1"/>
-                    <w:szCs w:val="28"/>
-                    <w:u w:val="none"/>
-                  </w:rPr>
-                  <w:t>ние</w:t>
+                  <w:t>оформление</w:t>
                 </w:r>
                 <w:r>
                   <w:rPr>
@@ -5086,6 +5010,7 @@
                   <w:color w:val="000000" w:themeColor="text1"/>
                   <w:szCs w:val="28"/>
                 </w:rPr>
+                <w:lastRenderedPageBreak/>
                 <w:fldChar w:fldCharType="begin"/>
               </w:r>
               <w:r>
@@ -5094,12 +5019,6 @@
                   <w:szCs w:val="28"/>
                 </w:rPr>
                 <w:instrText xml:space="preserve"> HYPERLINK  \l "a24" </w:instrText>
-              </w:r>
-              <w:r>
-                <w:rPr>
-                  <w:color w:val="000000" w:themeColor="text1"/>
-                  <w:szCs w:val="28"/>
-                </w:rPr>
               </w:r>
               <w:r>
                 <w:rPr>
@@ -5292,12 +5211,6 @@
                   <w:color w:val="000000" w:themeColor="text1"/>
                   <w:szCs w:val="28"/>
                 </w:rPr>
-              </w:r>
-              <w:r>
-                <w:rPr>
-                  <w:color w:val="000000" w:themeColor="text1"/>
-                  <w:szCs w:val="28"/>
-                </w:rPr>
                 <w:fldChar w:fldCharType="separate"/>
               </w:r>
               <w:r>
@@ -5461,7 +5374,6 @@
                   <w:color w:val="000000" w:themeColor="text1"/>
                   <w:szCs w:val="28"/>
                 </w:rPr>
-                <w:lastRenderedPageBreak/>
                 <w:fldChar w:fldCharType="end"/>
               </w:r>
               <w:hyperlink w:anchor="a26" w:history="1">
@@ -5492,25 +5404,7 @@
                     <w:szCs w:val="28"/>
                     <w:u w:val="none"/>
                   </w:rPr>
-                  <w:t xml:space="preserve"> в каж</w:t>
-                </w:r>
-                <w:r>
-                  <w:rPr>
-                    <w:rStyle w:val="a4"/>
-                    <w:color w:val="000000" w:themeColor="text1"/>
-                    <w:szCs w:val="28"/>
-                    <w:u w:val="none"/>
-                  </w:rPr>
-                  <w:t>д</w:t>
-                </w:r>
-                <w:r>
-                  <w:rPr>
-                    <w:rStyle w:val="a4"/>
-                    <w:color w:val="000000" w:themeColor="text1"/>
-                    <w:szCs w:val="28"/>
-                    <w:u w:val="none"/>
-                  </w:rPr>
-                  <w:t>ую из веток, которые меняют один и тот же кусочек файла</w:t>
+                  <w:t xml:space="preserve"> в каждую из веток, которые меняют один и тот же кусочек файла</w:t>
                 </w:r>
                 <w:proofErr w:type="gramStart"/>
                 <w:r>
@@ -5575,12 +5469,6 @@
                   <w:color w:val="000000" w:themeColor="text1"/>
                   <w:szCs w:val="28"/>
                 </w:rPr>
-              </w:r>
-              <w:r>
-                <w:rPr>
-                  <w:color w:val="000000" w:themeColor="text1"/>
-                  <w:szCs w:val="28"/>
-                </w:rPr>
                 <w:fldChar w:fldCharType="separate"/>
               </w:r>
               <w:r>
@@ -5848,12 +5736,6 @@
                   <w:szCs w:val="28"/>
                 </w:rPr>
                 <w:instrText xml:space="preserve"> HYPERLINK  \l "a28" </w:instrText>
-              </w:r>
-              <w:r>
-                <w:rPr>
-                  <w:color w:val="000000" w:themeColor="text1"/>
-                  <w:szCs w:val="28"/>
-                </w:rPr>
               </w:r>
               <w:r>
                 <w:rPr>
@@ -6293,12 +6175,6 @@
                   <w:color w:val="000000" w:themeColor="text1"/>
                   <w:szCs w:val="28"/>
                 </w:rPr>
-              </w:r>
-              <w:r>
-                <w:rPr>
-                  <w:color w:val="000000" w:themeColor="text1"/>
-                  <w:szCs w:val="28"/>
-                </w:rPr>
                 <w:fldChar w:fldCharType="separate"/>
               </w:r>
               <w:r>
@@ -6513,12 +6389,6 @@
                   <w:color w:val="000000" w:themeColor="text1"/>
                   <w:szCs w:val="28"/>
                 </w:rPr>
-              </w:r>
-              <w:r>
-                <w:rPr>
-                  <w:color w:val="000000" w:themeColor="text1"/>
-                  <w:szCs w:val="28"/>
-                </w:rPr>
                 <w:fldChar w:fldCharType="separate"/>
               </w:r>
               <w:r>
@@ -6724,12 +6594,6 @@
                   <w:color w:val="000000" w:themeColor="text1"/>
                   <w:szCs w:val="28"/>
                 </w:rPr>
-              </w:r>
-              <w:r>
-                <w:rPr>
-                  <w:color w:val="000000" w:themeColor="text1"/>
-                  <w:szCs w:val="28"/>
-                </w:rPr>
                 <w:fldChar w:fldCharType="separate"/>
               </w:r>
               <w:r>
@@ -6935,12 +6799,6 @@
                   <w:color w:val="000000" w:themeColor="text1"/>
                   <w:szCs w:val="28"/>
                 </w:rPr>
-              </w:r>
-              <w:r>
-                <w:rPr>
-                  <w:color w:val="000000" w:themeColor="text1"/>
-                  <w:szCs w:val="28"/>
-                </w:rPr>
                 <w:fldChar w:fldCharType="separate"/>
               </w:r>
               <w:r>
@@ -7177,12 +7035,6 @@
                   <w:szCs w:val="28"/>
                 </w:rPr>
                 <w:instrText xml:space="preserve"> HYPERLINK  \l "a34" </w:instrText>
-              </w:r>
-              <w:r>
-                <w:rPr>
-                  <w:color w:val="000000" w:themeColor="text1"/>
-                  <w:szCs w:val="28"/>
-                </w:rPr>
               </w:r>
               <w:r>
                 <w:rPr>
@@ -7652,14 +7504,12 @@
       <w:r>
         <w:t xml:space="preserve">получить навыки по работе с командной строкой и </w:t>
       </w:r>
-      <w:proofErr w:type="spellStart"/>
       <w:r>
         <w:rPr>
           <w:lang w:val="en-US"/>
         </w:rPr>
         <w:t>git</w:t>
       </w:r>
-      <w:proofErr w:type="spellEnd"/>
       <w:r>
         <w:t>’</w:t>
       </w:r>
@@ -7739,14 +7589,12 @@
       <w:r>
         <w:t xml:space="preserve">Установили </w:t>
       </w:r>
-      <w:proofErr w:type="spellStart"/>
       <w:r>
         <w:rPr>
           <w:lang w:val="en-US"/>
         </w:rPr>
         <w:t>Git</w:t>
       </w:r>
-      <w:proofErr w:type="spellEnd"/>
       <w:r>
         <w:t xml:space="preserve"> </w:t>
       </w:r>
@@ -7819,65 +7667,61 @@
       <w:r>
         <w:t xml:space="preserve">Рисунок 1 – Открытая консоль </w:t>
       </w:r>
+      <w:r>
+        <w:rPr>
+          <w:lang w:val="en-US"/>
+        </w:rPr>
+        <w:t>Git</w:t>
+      </w:r>
+      <w:r>
+        <w:t xml:space="preserve"> </w:t>
+      </w:r>
+      <w:r>
+        <w:t xml:space="preserve">на </w:t>
+      </w:r>
+      <w:r>
+        <w:rPr>
+          <w:lang w:val="en-US"/>
+        </w:rPr>
+        <w:t>Windows</w:t>
+      </w:r>
+    </w:p>
+    <w:p>
+      <w:pPr>
+        <w:rPr>
+          <w:b/>
+        </w:rPr>
+      </w:pPr>
+      <w:bookmarkStart w:id="6" w:name="a3"/>
+      <w:r>
+        <w:rPr>
+          <w:b/>
+        </w:rPr>
+        <w:t xml:space="preserve">Шаг 2. Настройка </w:t>
+      </w:r>
       <w:proofErr w:type="spellStart"/>
       <w:r>
         <w:rPr>
+          <w:b/>
+        </w:rPr>
+        <w:t>Git</w:t>
+      </w:r>
+      <w:proofErr w:type="spellEnd"/>
+    </w:p>
+    <w:bookmarkEnd w:id="6"/>
+    <w:p>
+      <w:r>
+        <w:t>На</w:t>
+      </w:r>
+      <w:r>
+        <w:t xml:space="preserve">строим </w:t>
+      </w:r>
+      <w:r>
+        <w:rPr>
           <w:lang w:val="en-US"/>
         </w:rPr>
         <w:t>Git</w:t>
       </w:r>
-      <w:proofErr w:type="spellEnd"/>
-      <w:r>
-        <w:t xml:space="preserve"> </w:t>
-      </w:r>
-      <w:r>
-        <w:t xml:space="preserve">на </w:t>
-      </w:r>
-      <w:r>
-        <w:rPr>
-          <w:lang w:val="en-US"/>
-        </w:rPr>
-        <w:t>Windows</w:t>
-      </w:r>
-    </w:p>
-    <w:p>
-      <w:pPr>
-        <w:rPr>
-          <w:b/>
-        </w:rPr>
-      </w:pPr>
-      <w:bookmarkStart w:id="6" w:name="a3"/>
-      <w:r>
-        <w:rPr>
-          <w:b/>
-        </w:rPr>
-        <w:t xml:space="preserve">Шаг 2. Настройка </w:t>
-      </w:r>
-      <w:proofErr w:type="spellStart"/>
-      <w:r>
-        <w:rPr>
-          <w:b/>
-        </w:rPr>
-        <w:t>Git</w:t>
-      </w:r>
-      <w:proofErr w:type="spellEnd"/>
-    </w:p>
-    <w:bookmarkEnd w:id="6"/>
-    <w:p>
-      <w:r>
-        <w:t>На</w:t>
-      </w:r>
-      <w:r>
-        <w:t xml:space="preserve">строим </w:t>
-      </w:r>
-      <w:proofErr w:type="spellStart"/>
-      <w:r>
-        <w:rPr>
-          <w:lang w:val="en-US"/>
-        </w:rPr>
-        <w:t>Git</w:t>
-      </w:r>
-      <w:proofErr w:type="spellEnd"/>
       <w:r>
         <w:t xml:space="preserve"> в соответствии с требованиями</w:t>
       </w:r>
@@ -7941,14 +7785,12 @@
       <w:r>
         <w:t xml:space="preserve"> 2 – Ввод команд настройки </w:t>
       </w:r>
-      <w:proofErr w:type="spellStart"/>
       <w:r>
         <w:rPr>
           <w:lang w:val="en-US"/>
         </w:rPr>
         <w:t>Git</w:t>
       </w:r>
-      <w:proofErr w:type="spellEnd"/>
       <w:r>
         <w:t>-</w:t>
       </w:r>
@@ -8062,14 +7904,12 @@
       <w:r>
         <w:t xml:space="preserve">Рисунок 3 – Результат настройки на </w:t>
       </w:r>
-      <w:proofErr w:type="spellStart"/>
       <w:r>
         <w:rPr>
           <w:lang w:val="en-US"/>
         </w:rPr>
         <w:t>Git</w:t>
       </w:r>
-      <w:proofErr w:type="spellEnd"/>
     </w:p>
     <w:p>
       <w:pPr>
@@ -8270,14 +8110,12 @@
       <w:r>
         <w:t xml:space="preserve">Состав файла </w:t>
       </w:r>
-      <w:proofErr w:type="spellStart"/>
       <w:r>
         <w:rPr>
           <w:lang w:val="en-US"/>
         </w:rPr>
         <w:t>proekt</w:t>
       </w:r>
-      <w:proofErr w:type="spellEnd"/>
       <w:r>
         <w:t>.</w:t>
       </w:r>
@@ -8619,14 +8457,12 @@
       <w:r>
         <w:t xml:space="preserve">Рисунок 8 – Фиксация изменений файла в </w:t>
       </w:r>
-      <w:proofErr w:type="spellStart"/>
       <w:r>
         <w:rPr>
           <w:lang w:val="en-US"/>
         </w:rPr>
         <w:t>Git</w:t>
       </w:r>
-      <w:proofErr w:type="spellEnd"/>
     </w:p>
     <w:p>
       <w:pPr>
@@ -10142,14 +9978,12 @@
       <w:r>
         <w:t xml:space="preserve">в рассмотрение изменений </w:t>
       </w:r>
-      <w:proofErr w:type="spellStart"/>
       <w:r>
         <w:rPr>
           <w:lang w:val="en-US"/>
         </w:rPr>
         <w:t>git</w:t>
       </w:r>
-      <w:proofErr w:type="spellEnd"/>
       <w:r>
         <w:t>-</w:t>
       </w:r>
@@ -10339,14 +10173,12 @@
       <w:r>
         <w:t xml:space="preserve">Изменение в файле </w:t>
       </w:r>
-      <w:proofErr w:type="spellStart"/>
       <w:r>
         <w:rPr>
           <w:lang w:val="en-US"/>
         </w:rPr>
         <w:t>proekt</w:t>
       </w:r>
-      <w:proofErr w:type="spellEnd"/>
       <w:r>
         <w:t>.</w:t>
       </w:r>
@@ -10631,14 +10463,12 @@
       <w:r>
         <w:t xml:space="preserve">– Профиль аккаунта на </w:t>
       </w:r>
-      <w:proofErr w:type="spellStart"/>
       <w:r>
         <w:rPr>
           <w:lang w:val="en-US"/>
         </w:rPr>
         <w:t>GitHub</w:t>
       </w:r>
-      <w:proofErr w:type="spellEnd"/>
       <w:r>
         <w:t>-</w:t>
       </w:r>
@@ -10896,14 +10726,12 @@
       <w:r>
         <w:t xml:space="preserve">ключа на </w:t>
       </w:r>
-      <w:proofErr w:type="spellStart"/>
       <w:r>
         <w:rPr>
           <w:lang w:val="en-US"/>
         </w:rPr>
         <w:t>GitHub</w:t>
       </w:r>
-      <w:proofErr w:type="spellEnd"/>
     </w:p>
     <w:p>
       <w:pPr>
@@ -10984,14 +10812,12 @@
       <w:r>
         <w:t xml:space="preserve">ключа на </w:t>
       </w:r>
-      <w:proofErr w:type="spellStart"/>
       <w:r>
         <w:rPr>
           <w:lang w:val="en-US"/>
         </w:rPr>
         <w:t>GitHub</w:t>
       </w:r>
-      <w:proofErr w:type="spellEnd"/>
     </w:p>
     <w:p>
       <w:pPr>
@@ -11827,13 +11653,8 @@
         </w:rPr>
         <w:t xml:space="preserve"> </w:t>
       </w:r>
-      <w:proofErr w:type="spellStart"/>
-      <w:r>
-        <w:t>Форк</w:t>
-      </w:r>
-      <w:proofErr w:type="spellEnd"/>
-      <w:r>
-        <w:t xml:space="preserve"> </w:t>
+      <w:r>
+        <w:t xml:space="preserve">Форк </w:t>
       </w:r>
       <w:proofErr w:type="spellStart"/>
       <w:r>
@@ -13323,6 +13144,8 @@
       <w:r>
         <w:rPr>
           <w:b/>
+          <w:noProof/>
+          <w:lang w:eastAsia="ru-RU"/>
         </w:rPr>
         <w:drawing>
           <wp:inline distT="0" distB="0" distL="0" distR="0" wp14:anchorId="1408D89D" wp14:editId="5A1E9A10">
@@ -13390,6 +13213,8 @@
       <w:r>
         <w:rPr>
           <w:b/>
+          <w:noProof/>
+          <w:lang w:eastAsia="ru-RU"/>
         </w:rPr>
         <w:lastRenderedPageBreak/>
         <w:drawing>
@@ -13453,6 +13278,8 @@
       <w:r>
         <w:rPr>
           <w:b/>
+          <w:noProof/>
+          <w:lang w:eastAsia="ru-RU"/>
         </w:rPr>
         <w:drawing>
           <wp:inline distT="0" distB="0" distL="0" distR="0" wp14:anchorId="3B4DB2DC" wp14:editId="1115A903">
@@ -13520,6 +13347,8 @@
       <w:r>
         <w:rPr>
           <w:b/>
+          <w:noProof/>
+          <w:lang w:eastAsia="ru-RU"/>
         </w:rPr>
         <w:drawing>
           <wp:inline distT="0" distB="0" distL="0" distR="0" wp14:anchorId="640E039D" wp14:editId="3F4B97F4">
@@ -13589,6 +13418,8 @@
       <w:r>
         <w:rPr>
           <w:b/>
+          <w:noProof/>
+          <w:lang w:eastAsia="ru-RU"/>
         </w:rPr>
         <w:lastRenderedPageBreak/>
         <w:drawing>
@@ -13649,28 +13480,24 @@
       <w:r>
         <w:t xml:space="preserve"> с </w:t>
       </w:r>
-      <w:proofErr w:type="spellStart"/>
       <w:r>
         <w:rPr>
           <w:lang w:val="en-US"/>
         </w:rPr>
         <w:t>br</w:t>
       </w:r>
-      <w:proofErr w:type="spellEnd"/>
       <w:r>
         <w:t xml:space="preserve">1 </w:t>
       </w:r>
       <w:r>
         <w:t xml:space="preserve">на </w:t>
       </w:r>
-      <w:proofErr w:type="spellStart"/>
       <w:r>
         <w:rPr>
           <w:lang w:val="en-US"/>
         </w:rPr>
         <w:t>br</w:t>
       </w:r>
-      <w:proofErr w:type="spellEnd"/>
       <w:r>
         <w:t>2</w:t>
       </w:r>
@@ -13685,6 +13512,8 @@
       <w:r>
         <w:rPr>
           <w:b/>
+          <w:noProof/>
+          <w:lang w:eastAsia="ru-RU"/>
         </w:rPr>
         <w:drawing>
           <wp:inline distT="0" distB="0" distL="0" distR="0" wp14:anchorId="0CC7DB02" wp14:editId="627A8F43">
@@ -13757,6 +13586,8 @@
       <w:r>
         <w:rPr>
           <w:b/>
+          <w:noProof/>
+          <w:lang w:eastAsia="ru-RU"/>
         </w:rPr>
         <w:drawing>
           <wp:inline distT="0" distB="0" distL="0" distR="0" wp14:anchorId="4B633B0E" wp14:editId="6C28348A">
@@ -13824,6 +13655,8 @@
       <w:r>
         <w:rPr>
           <w:b/>
+          <w:noProof/>
+          <w:lang w:eastAsia="ru-RU"/>
         </w:rPr>
         <w:lastRenderedPageBreak/>
         <w:drawing>
@@ -13877,27 +13710,19 @@
       <w:r>
         <w:t xml:space="preserve"> 66 – Файл </w:t>
       </w:r>
-      <w:proofErr w:type="spellStart"/>
       <w:r>
         <w:rPr>
           <w:lang w:val="en-US"/>
         </w:rPr>
-        <w:t>smth</w:t>
-      </w:r>
-      <w:proofErr w:type="spellEnd"/>
+        <w:t xml:space="preserve">smth </w:t>
+      </w:r>
+      <w:r>
+        <w:t xml:space="preserve">в </w:t>
+      </w:r>
       <w:r>
         <w:rPr>
           <w:lang w:val="en-US"/>
         </w:rPr>
-        <w:t xml:space="preserve"> </w:t>
-      </w:r>
-      <w:r>
-        <w:t xml:space="preserve">в </w:t>
-      </w:r>
-      <w:r>
-        <w:rPr>
-          <w:lang w:val="en-US"/>
-        </w:rPr>
         <w:t>br1</w:t>
       </w:r>
     </w:p>
@@ -13911,6 +13736,8 @@
       <w:r>
         <w:rPr>
           <w:b/>
+          <w:noProof/>
+          <w:lang w:eastAsia="ru-RU"/>
         </w:rPr>
         <w:drawing>
           <wp:inline distT="0" distB="0" distL="0" distR="0" wp14:anchorId="13280E67" wp14:editId="31AC6A50">
@@ -13962,28 +13789,24 @@
       <w:r>
         <w:t xml:space="preserve"> 67 – Файл </w:t>
       </w:r>
-      <w:proofErr w:type="spellStart"/>
       <w:r>
         <w:rPr>
           <w:lang w:val="en-US"/>
         </w:rPr>
         <w:t>smth</w:t>
       </w:r>
-      <w:proofErr w:type="spellEnd"/>
       <w:r>
         <w:t xml:space="preserve"> </w:t>
       </w:r>
       <w:r>
         <w:t xml:space="preserve">в </w:t>
       </w:r>
-      <w:proofErr w:type="spellStart"/>
       <w:r>
         <w:rPr>
           <w:lang w:val="en-US"/>
         </w:rPr>
         <w:t>br</w:t>
       </w:r>
-      <w:proofErr w:type="spellEnd"/>
       <w:r>
         <w:t>2</w:t>
       </w:r>
@@ -13998,6 +13821,8 @@
       <w:r>
         <w:rPr>
           <w:b/>
+          <w:noProof/>
+          <w:lang w:eastAsia="ru-RU"/>
         </w:rPr>
         <w:drawing>
           <wp:inline distT="0" distB="0" distL="0" distR="0" wp14:anchorId="1E8A3D9E" wp14:editId="5957873F">
@@ -14049,14 +13874,12 @@
       <w:r>
         <w:t xml:space="preserve"> 68 – Файл </w:t>
       </w:r>
-      <w:proofErr w:type="spellStart"/>
       <w:r>
         <w:rPr>
           <w:lang w:val="en-US"/>
         </w:rPr>
         <w:t>smth</w:t>
       </w:r>
-      <w:proofErr w:type="spellEnd"/>
       <w:r>
         <w:t xml:space="preserve"> </w:t>
       </w:r>
@@ -14080,6 +13903,8 @@
       <w:r>
         <w:rPr>
           <w:b/>
+          <w:noProof/>
+          <w:lang w:eastAsia="ru-RU"/>
         </w:rPr>
         <w:drawing>
           <wp:inline distT="0" distB="0" distL="0" distR="0" wp14:anchorId="0D9DFDFD" wp14:editId="3312BC8C">
@@ -14125,14 +13950,12 @@
       <w:r>
         <w:t xml:space="preserve">Рисунок 69 – Вывод содержимого файла </w:t>
       </w:r>
-      <w:proofErr w:type="spellStart"/>
       <w:r>
         <w:rPr>
           <w:lang w:val="en-US"/>
         </w:rPr>
         <w:t>smth</w:t>
       </w:r>
-      <w:proofErr w:type="spellEnd"/>
       <w:r>
         <w:t xml:space="preserve"> в различных ветвях</w:t>
       </w:r>
@@ -14147,6 +13970,8 @@
       <w:r>
         <w:rPr>
           <w:b/>
+          <w:noProof/>
+          <w:lang w:eastAsia="ru-RU"/>
         </w:rPr>
         <w:lastRenderedPageBreak/>
         <w:drawing>
@@ -14199,14 +14024,12 @@
       <w:r>
         <w:t xml:space="preserve"> 70 – Слияние веток </w:t>
       </w:r>
-      <w:proofErr w:type="spellStart"/>
       <w:r>
         <w:rPr>
           <w:lang w:val="en-US"/>
         </w:rPr>
         <w:t>br</w:t>
       </w:r>
-      <w:proofErr w:type="spellEnd"/>
       <w:r>
         <w:t>1</w:t>
       </w:r>
@@ -14216,14 +14039,12 @@
       <w:r>
         <w:t xml:space="preserve"> </w:t>
       </w:r>
-      <w:proofErr w:type="spellStart"/>
       <w:r>
         <w:rPr>
           <w:lang w:val="en-US"/>
         </w:rPr>
         <w:t>br</w:t>
       </w:r>
-      <w:proofErr w:type="spellEnd"/>
       <w:r>
         <w:t>2</w:t>
       </w:r>
@@ -14278,7 +14099,8 @@
       <w:r>
         <w:rPr>
           <w:b/>
-          <w:lang w:val="en-US"/>
+          <w:noProof/>
+          <w:lang w:eastAsia="ru-RU"/>
         </w:rPr>
         <w:drawing>
           <wp:inline distT="0" distB="0" distL="0" distR="0" wp14:anchorId="362FC1AE" wp14:editId="13653A43">
@@ -14368,7 +14190,8 @@
       <w:r>
         <w:rPr>
           <w:b/>
-          <w:lang w:val="en-US"/>
+          <w:noProof/>
+          <w:lang w:eastAsia="ru-RU"/>
         </w:rPr>
         <w:drawing>
           <wp:inline distT="0" distB="0" distL="0" distR="0" wp14:anchorId="207EC902" wp14:editId="276000DA">
@@ -14443,7 +14266,8 @@
       <w:r>
         <w:rPr>
           <w:b/>
-          <w:lang w:val="en-US"/>
+          <w:noProof/>
+          <w:lang w:eastAsia="ru-RU"/>
         </w:rPr>
         <w:drawing>
           <wp:inline distT="0" distB="0" distL="0" distR="0" wp14:anchorId="7FC611E0" wp14:editId="7F2D833D">
@@ -14531,7 +14355,8 @@
       <w:r>
         <w:rPr>
           <w:b/>
-          <w:lang w:val="en-US"/>
+          <w:noProof/>
+          <w:lang w:eastAsia="ru-RU"/>
         </w:rPr>
         <w:drawing>
           <wp:inline distT="0" distB="0" distL="0" distR="0" wp14:anchorId="62E8444D" wp14:editId="746768E6">
@@ -14575,51 +14400,51 @@
         <w:jc w:val="center"/>
         <w:rPr>
           <w:b/>
+        </w:rPr>
+      </w:pPr>
+      <w:r>
+        <w:t>Рисунок</w:t>
+      </w:r>
+      <w:r>
+        <w:t xml:space="preserve"> 74 – Изначальный вид файла </w:t>
+      </w:r>
+      <w:r>
+        <w:rPr>
           <w:lang w:val="en-US"/>
         </w:rPr>
-      </w:pPr>
-      <w:r>
-        <w:t>Рисунок</w:t>
-      </w:r>
-      <w:r>
-        <w:t xml:space="preserve"> 74 – Изначальный вид файла </w:t>
+        <w:t>README</w:t>
+      </w:r>
+      <w:r>
+        <w:t>.</w:t>
       </w:r>
       <w:r>
         <w:rPr>
           <w:lang w:val="en-US"/>
         </w:rPr>
-        <w:t>README</w:t>
-      </w:r>
-      <w:r>
-        <w:t>.</w:t>
-      </w:r>
-      <w:r>
-        <w:rPr>
+        <w:t>md</w:t>
+      </w:r>
+    </w:p>
+    <w:p>
+      <w:pPr>
+        <w:jc w:val="center"/>
+        <w:rPr>
+          <w:b/>
+        </w:rPr>
+      </w:pPr>
+    </w:p>
+    <w:p>
+      <w:pPr>
+        <w:jc w:val="center"/>
+        <w:rPr>
+          <w:b/>
           <w:lang w:val="en-US"/>
         </w:rPr>
-        <w:t>md</w:t>
-      </w:r>
-    </w:p>
-    <w:p>
-      <w:pPr>
-        <w:jc w:val="center"/>
-        <w:rPr>
-          <w:b/>
-        </w:rPr>
-      </w:pPr>
-    </w:p>
-    <w:p>
-      <w:pPr>
-        <w:jc w:val="center"/>
-        <w:rPr>
-          <w:b/>
-          <w:lang w:val="en-US"/>
-        </w:rPr>
-      </w:pPr>
-      <w:r>
-        <w:rPr>
-          <w:b/>
-          <w:lang w:val="en-US"/>
+      </w:pPr>
+      <w:r>
+        <w:rPr>
+          <w:b/>
+          <w:noProof/>
+          <w:lang w:eastAsia="ru-RU"/>
         </w:rPr>
         <w:lastRenderedPageBreak/>
         <w:drawing>
@@ -14693,7 +14518,8 @@
       <w:r>
         <w:rPr>
           <w:b/>
-          <w:lang w:val="en-US"/>
+          <w:noProof/>
+          <w:lang w:eastAsia="ru-RU"/>
         </w:rPr>
         <w:drawing>
           <wp:inline distT="0" distB="0" distL="0" distR="0" wp14:anchorId="7C61821C" wp14:editId="74370BBC">
@@ -14798,7 +14624,8 @@
       <w:r>
         <w:rPr>
           <w:b/>
-          <w:lang w:val="en-US"/>
+          <w:noProof/>
+          <w:lang w:eastAsia="ru-RU"/>
         </w:rPr>
         <w:drawing>
           <wp:inline distT="0" distB="0" distL="0" distR="0" wp14:anchorId="7FDA8A92" wp14:editId="7E030B55">
@@ -14903,7 +14730,8 @@
       <w:r>
         <w:rPr>
           <w:b/>
-          <w:lang w:val="en-US"/>
+          <w:noProof/>
+          <w:lang w:eastAsia="ru-RU"/>
         </w:rPr>
         <w:drawing>
           <wp:inline distT="0" distB="0" distL="0" distR="0" wp14:anchorId="4033AE70" wp14:editId="0768B538">
@@ -14975,7 +14803,8 @@
       <w:r>
         <w:rPr>
           <w:b/>
-          <w:lang w:val="en-US"/>
+          <w:noProof/>
+          <w:lang w:eastAsia="ru-RU"/>
         </w:rPr>
         <w:lastRenderedPageBreak/>
         <w:drawing>
@@ -15041,7 +14870,8 @@
       <w:r>
         <w:rPr>
           <w:b/>
-          <w:lang w:val="en-US"/>
+          <w:noProof/>
+          <w:lang w:eastAsia="ru-RU"/>
         </w:rPr>
         <w:drawing>
           <wp:inline distT="0" distB="0" distL="0" distR="0" wp14:anchorId="7CFC33AA" wp14:editId="0D6B1EF3">
@@ -15118,7 +14948,8 @@
       <w:r>
         <w:rPr>
           <w:b/>
-          <w:lang w:val="en-US"/>
+          <w:noProof/>
+          <w:lang w:eastAsia="ru-RU"/>
         </w:rPr>
         <w:drawing>
           <wp:inline distT="0" distB="0" distL="0" distR="0" wp14:anchorId="45E1AD4D" wp14:editId="21757449">
@@ -15203,7 +15034,8 @@
       <w:r>
         <w:rPr>
           <w:b/>
-          <w:lang w:val="en-US"/>
+          <w:noProof/>
+          <w:lang w:eastAsia="ru-RU"/>
         </w:rPr>
         <w:lastRenderedPageBreak/>
         <w:drawing>
@@ -15309,7 +15141,8 @@
       <w:r>
         <w:rPr>
           <w:b/>
-          <w:lang w:val="en-US"/>
+          <w:noProof/>
+          <w:lang w:eastAsia="ru-RU"/>
         </w:rPr>
         <w:drawing>
           <wp:inline distT="0" distB="0" distL="0" distR="0" wp14:anchorId="1B7BF9C6" wp14:editId="16B62068">
@@ -15417,7 +15250,8 @@
       <w:r>
         <w:rPr>
           <w:b/>
-          <w:lang w:val="en-US"/>
+          <w:noProof/>
+          <w:lang w:eastAsia="ru-RU"/>
         </w:rPr>
         <w:lastRenderedPageBreak/>
         <w:drawing>
@@ -15511,7 +15345,8 @@
       <w:r>
         <w:rPr>
           <w:b/>
-          <w:lang w:val="en-US"/>
+          <w:noProof/>
+          <w:lang w:eastAsia="ru-RU"/>
         </w:rPr>
         <w:drawing>
           <wp:inline distT="0" distB="0" distL="0" distR="0" wp14:anchorId="718EED43" wp14:editId="2F3C6B47">
@@ -15595,7 +15430,8 @@
       <w:r>
         <w:rPr>
           <w:b/>
-          <w:lang w:val="en-US"/>
+          <w:noProof/>
+          <w:lang w:eastAsia="ru-RU"/>
         </w:rPr>
         <w:lastRenderedPageBreak/>
         <w:drawing>
@@ -15701,7 +15537,8 @@
       <w:r>
         <w:rPr>
           <w:b/>
-          <w:lang w:val="en-US"/>
+          <w:noProof/>
+          <w:lang w:eastAsia="ru-RU"/>
         </w:rPr>
         <w:drawing>
           <wp:inline distT="0" distB="0" distL="0" distR="0" wp14:anchorId="4BEE8389" wp14:editId="7DE843BD">
@@ -15782,7 +15619,8 @@
       <w:r>
         <w:rPr>
           <w:b/>
-          <w:lang w:val="en-US"/>
+          <w:noProof/>
+          <w:lang w:eastAsia="ru-RU"/>
         </w:rPr>
         <w:drawing>
           <wp:inline distT="0" distB="0" distL="0" distR="0" wp14:anchorId="21321EE3" wp14:editId="60C6CAB3">
@@ -15851,7 +15689,8 @@
       <w:r>
         <w:rPr>
           <w:b/>
-          <w:lang w:val="en-US"/>
+          <w:noProof/>
+          <w:lang w:eastAsia="ru-RU"/>
         </w:rPr>
         <w:drawing>
           <wp:inline distT="0" distB="0" distL="0" distR="0" wp14:anchorId="0481B2B3" wp14:editId="0BF66873">
@@ -15932,7 +15771,8 @@
       <w:r>
         <w:rPr>
           <w:b/>
-          <w:lang w:val="en-US"/>
+          <w:noProof/>
+          <w:lang w:eastAsia="ru-RU"/>
         </w:rPr>
         <w:lastRenderedPageBreak/>
         <w:drawing>
@@ -16090,46 +15930,121 @@
       <w:r>
         <w:t xml:space="preserve">Ветка в </w:t>
       </w:r>
+      <w:r>
+        <w:rPr>
+          <w:lang w:val="en-US"/>
+        </w:rPr>
+        <w:t>Git</w:t>
+      </w:r>
+      <w:r>
+        <w:t xml:space="preserve"> – </w:t>
+      </w:r>
+      <w:r>
+        <w:t xml:space="preserve">это набор изменений, сохраняющий хронологический порядок. Можно сказать, что изначально </w:t>
+      </w:r>
       <w:proofErr w:type="spellStart"/>
       <w:r>
+        <w:t>репозиторий</w:t>
+      </w:r>
+      <w:proofErr w:type="spellEnd"/>
+      <w:r>
+        <w:t xml:space="preserve"> состоит из одной ветки. Ве</w:t>
+      </w:r>
+      <w:r>
+        <w:t xml:space="preserve">тки можно сливать друг с другом, а также переходить от </w:t>
+      </w:r>
+      <w:proofErr w:type="spellStart"/>
+      <w:r>
+        <w:t>коммита</w:t>
+      </w:r>
+      <w:proofErr w:type="spellEnd"/>
+      <w:r>
+        <w:t xml:space="preserve"> к </w:t>
+      </w:r>
+      <w:proofErr w:type="spellStart"/>
+      <w:r>
+        <w:t>коммита</w:t>
+      </w:r>
+      <w:proofErr w:type="spellEnd"/>
+      <w:r>
+        <w:t>.</w:t>
+      </w:r>
+    </w:p>
+    <w:p>
+      <w:pPr>
+        <w:jc w:val="both"/>
+      </w:pPr>
+      <w:r>
+        <w:t>7. Что такое слияние двух веток?</w:t>
+      </w:r>
+    </w:p>
+    <w:p>
+      <w:pPr>
+        <w:jc w:val="both"/>
+      </w:pPr>
+      <w:r>
+        <w:t xml:space="preserve">Слияние двух веток – это перенос изменений с одной ветки на другую. Если мы говорим о слиянии </w:t>
+      </w:r>
+      <w:r>
         <w:rPr>
           <w:lang w:val="en-US"/>
         </w:rPr>
+        <w:t>branch</w:t>
+      </w:r>
+      <w:r>
+        <w:t xml:space="preserve">1 </w:t>
+      </w:r>
+      <w:r>
+        <w:t xml:space="preserve">с </w:t>
+      </w:r>
+      <w:r>
+        <w:rPr>
+          <w:lang w:val="en-US"/>
+        </w:rPr>
+        <w:t>branch</w:t>
+      </w:r>
+      <w:r>
+        <w:t>2</w:t>
+      </w:r>
+      <w:r>
+        <w:t xml:space="preserve">, то в таком случае все изменения с </w:t>
+      </w:r>
+      <w:r>
+        <w:rPr>
+          <w:lang w:val="en-US"/>
+        </w:rPr>
+        <w:t>branch</w:t>
+      </w:r>
+      <w:r>
+        <w:t xml:space="preserve">1 </w:t>
+      </w:r>
+      <w:r>
+        <w:t xml:space="preserve">перейдут в </w:t>
+      </w:r>
+      <w:r>
+        <w:rPr>
+          <w:lang w:val="en-US"/>
+        </w:rPr>
+        <w:t>branch</w:t>
+      </w:r>
+      <w:r>
+        <w:t>2.</w:t>
+      </w:r>
+    </w:p>
+    <w:p>
+      <w:pPr>
+        <w:jc w:val="both"/>
+      </w:pPr>
+      <w:r>
+        <w:t xml:space="preserve">8. Что такое конфликт в </w:t>
+      </w:r>
+      <w:proofErr w:type="spellStart"/>
+      <w:r>
         <w:t>Git</w:t>
       </w:r>
       <w:proofErr w:type="spellEnd"/>
       <w:r>
-        <w:t xml:space="preserve"> – </w:t>
-      </w:r>
-      <w:r>
-        <w:t xml:space="preserve">это набор изменений, сохраняющий хронологический порядок. Можно сказать, что изначально </w:t>
-      </w:r>
-      <w:proofErr w:type="spellStart"/>
-      <w:r>
-        <w:t>репозиторий</w:t>
-      </w:r>
-      <w:proofErr w:type="spellEnd"/>
-      <w:r>
-        <w:t xml:space="preserve"> состоит из одной ветки. Ве</w:t>
-      </w:r>
-      <w:r>
-        <w:t xml:space="preserve">тки можно сливать друг с другом, а также переходить от </w:t>
-      </w:r>
-      <w:proofErr w:type="spellStart"/>
-      <w:r>
-        <w:t>коммита</w:t>
-      </w:r>
-      <w:proofErr w:type="spellEnd"/>
-      <w:r>
-        <w:t xml:space="preserve"> к </w:t>
-      </w:r>
-      <w:proofErr w:type="spellStart"/>
-      <w:r>
-        <w:t>коммита</w:t>
-      </w:r>
-      <w:proofErr w:type="spellEnd"/>
-      <w:r>
-        <w:t>.</w:t>
+        <w:t>? Как его решить и почему они бывают?</w:t>
       </w:r>
     </w:p>
     <w:p>
@@ -16137,93 +16052,14 @@
         <w:jc w:val="both"/>
       </w:pPr>
       <w:r>
-        <w:t>7. Что такое слияние двух веток?</w:t>
-      </w:r>
-    </w:p>
-    <w:p>
-      <w:pPr>
-        <w:jc w:val="both"/>
-      </w:pPr>
-      <w:r>
-        <w:t xml:space="preserve">Слияние двух веток – это перенос изменений с одной ветки на другую. Если мы говорим о слиянии </w:t>
+        <w:t xml:space="preserve">Конфликт в </w:t>
       </w:r>
       <w:r>
         <w:rPr>
           <w:lang w:val="en-US"/>
         </w:rPr>
-        <w:t>branch</w:t>
-      </w:r>
-      <w:r>
-        <w:t xml:space="preserve">1 </w:t>
-      </w:r>
-      <w:r>
-        <w:t xml:space="preserve">с </w:t>
-      </w:r>
-      <w:r>
-        <w:rPr>
-          <w:lang w:val="en-US"/>
-        </w:rPr>
-        <w:t>branch</w:t>
-      </w:r>
-      <w:r>
-        <w:t>2</w:t>
-      </w:r>
-      <w:r>
-        <w:t xml:space="preserve">, то в таком случае все изменения с </w:t>
-      </w:r>
-      <w:r>
-        <w:rPr>
-          <w:lang w:val="en-US"/>
-        </w:rPr>
-        <w:t>branch</w:t>
-      </w:r>
-      <w:r>
-        <w:t xml:space="preserve">1 </w:t>
-      </w:r>
-      <w:r>
-        <w:t xml:space="preserve">перейдут в </w:t>
-      </w:r>
-      <w:r>
-        <w:rPr>
-          <w:lang w:val="en-US"/>
-        </w:rPr>
-        <w:t>branch</w:t>
-      </w:r>
-      <w:r>
-        <w:t>2.</w:t>
-      </w:r>
-    </w:p>
-    <w:p>
-      <w:pPr>
-        <w:jc w:val="both"/>
-      </w:pPr>
-      <w:r>
-        <w:t xml:space="preserve">8. Что такое конфликт в </w:t>
-      </w:r>
-      <w:proofErr w:type="spellStart"/>
-      <w:r>
         <w:t>Git</w:t>
       </w:r>
-      <w:proofErr w:type="spellEnd"/>
-      <w:r>
-        <w:t>? Как его решить и почему они бывают?</w:t>
-      </w:r>
-    </w:p>
-    <w:p>
-      <w:pPr>
-        <w:jc w:val="both"/>
-      </w:pPr>
-      <w:r>
-        <w:t xml:space="preserve">Конфликт в </w:t>
-      </w:r>
-      <w:proofErr w:type="spellStart"/>
-      <w:r>
-        <w:rPr>
-          <w:lang w:val="en-US"/>
-        </w:rPr>
-        <w:t>Git</w:t>
-      </w:r>
-      <w:proofErr w:type="spellEnd"/>
       <w:r>
         <w:t xml:space="preserve"> – </w:t>
       </w:r>
@@ -16282,357 +16118,344 @@
       <w:r>
         <w:t xml:space="preserve">Отменить слияние можно при помощи команды </w:t>
       </w:r>
+      <w:r>
+        <w:rPr>
+          <w:lang w:val="en-US"/>
+        </w:rPr>
+        <w:t>git</w:t>
+      </w:r>
+      <w:r>
+        <w:t xml:space="preserve"> </w:t>
+      </w:r>
+      <w:r>
+        <w:rPr>
+          <w:lang w:val="en-US"/>
+        </w:rPr>
+        <w:t>merge</w:t>
+      </w:r>
+      <w:r>
+        <w:t xml:space="preserve"> </w:t>
+      </w:r>
+      <w:r>
+        <w:t>–</w:t>
+      </w:r>
+      <w:r>
+        <w:rPr>
+          <w:lang w:val="en-US"/>
+        </w:rPr>
+        <w:t>abort</w:t>
+      </w:r>
+      <w:r>
+        <w:t>.</w:t>
+      </w:r>
+    </w:p>
+    <w:p>
+      <w:pPr>
+        <w:jc w:val="both"/>
+      </w:pPr>
+      <w:r>
+        <w:t xml:space="preserve">13. Что делает команда </w:t>
+      </w:r>
       <w:proofErr w:type="spellStart"/>
       <w:r>
+        <w:t>git</w:t>
+      </w:r>
+      <w:proofErr w:type="spellEnd"/>
+      <w:r>
+        <w:t xml:space="preserve"> </w:t>
+      </w:r>
+      <w:proofErr w:type="spellStart"/>
+      <w:r>
+        <w:t>log</w:t>
+      </w:r>
+      <w:proofErr w:type="spellEnd"/>
+      <w:r>
+        <w:t>?</w:t>
+      </w:r>
+    </w:p>
+    <w:p>
+      <w:pPr>
+        <w:jc w:val="both"/>
+      </w:pPr>
+      <w:r>
+        <w:t xml:space="preserve">Команда </w:t>
+      </w:r>
+      <w:r>
         <w:rPr>
           <w:lang w:val="en-US"/>
         </w:rPr>
         <w:t>git</w:t>
       </w:r>
+      <w:r>
+        <w:t xml:space="preserve"> </w:t>
+      </w:r>
+      <w:r>
+        <w:rPr>
+          <w:lang w:val="en-US"/>
+        </w:rPr>
+        <w:t>log</w:t>
+      </w:r>
+      <w:r>
+        <w:t xml:space="preserve"> </w:t>
+      </w:r>
+      <w:r>
+        <w:t xml:space="preserve">выводит на экран </w:t>
+      </w:r>
+      <w:proofErr w:type="spellStart"/>
+      <w:r>
+        <w:t>коммиты</w:t>
+      </w:r>
       <w:proofErr w:type="spellEnd"/>
       <w:r>
+        <w:t xml:space="preserve"> текущей ветви в хронологическом порядке (новейшие </w:t>
+      </w:r>
+      <w:proofErr w:type="spellStart"/>
+      <w:r>
+        <w:t>коммиты</w:t>
+      </w:r>
+      <w:proofErr w:type="spellEnd"/>
+      <w:r>
+        <w:t xml:space="preserve"> находятся сверху)</w:t>
+      </w:r>
+      <w:r>
+        <w:t xml:space="preserve"> с отображением положения ветвей на определённых </w:t>
+      </w:r>
+      <w:proofErr w:type="spellStart"/>
+      <w:r>
+        <w:t>коммитах</w:t>
+      </w:r>
+      <w:proofErr w:type="spellEnd"/>
+      <w:r>
+        <w:t>.</w:t>
+      </w:r>
+    </w:p>
+    <w:p>
+      <w:pPr>
+        <w:jc w:val="both"/>
+      </w:pPr>
+      <w:r>
+        <w:t>25. Как отменить действие команды "</w:t>
+      </w:r>
+      <w:proofErr w:type="spellStart"/>
+      <w:r>
+        <w:t>git</w:t>
+      </w:r>
+      <w:proofErr w:type="spellEnd"/>
+      <w:r>
         <w:t xml:space="preserve"> </w:t>
       </w:r>
+      <w:proofErr w:type="spellStart"/>
+      <w:r>
+        <w:t>add</w:t>
+      </w:r>
+      <w:proofErr w:type="spellEnd"/>
+      <w:r>
+        <w:t>" на файл?</w:t>
+      </w:r>
+    </w:p>
+    <w:p>
+      <w:pPr>
+        <w:jc w:val="both"/>
+      </w:pPr>
+      <w:r>
+        <w:t xml:space="preserve">Отменить действие команды </w:t>
+      </w:r>
       <w:r>
         <w:rPr>
           <w:lang w:val="en-US"/>
         </w:rPr>
-        <w:t>merge</w:t>
+        <w:t>git</w:t>
       </w:r>
       <w:r>
         <w:t xml:space="preserve"> </w:t>
       </w:r>
       <w:r>
+        <w:rPr>
+          <w:lang w:val="en-US"/>
+        </w:rPr>
+        <w:t>add</w:t>
+      </w:r>
+      <w:r>
+        <w:t xml:space="preserve"> </w:t>
+      </w:r>
+      <w:r>
+        <w:t xml:space="preserve">можно при помощи команд </w:t>
+      </w:r>
+      <w:r>
+        <w:rPr>
+          <w:lang w:val="en-US"/>
+        </w:rPr>
+        <w:t>git</w:t>
+      </w:r>
+      <w:r>
+        <w:t xml:space="preserve"> </w:t>
+      </w:r>
+      <w:r>
+        <w:rPr>
+          <w:lang w:val="en-US"/>
+        </w:rPr>
+        <w:t>reset</w:t>
+      </w:r>
+      <w:r>
+        <w:t xml:space="preserve"> </w:t>
+      </w:r>
+      <w:r>
+        <w:t>&lt;наименование файла</w:t>
+      </w:r>
+      <w:r>
+        <w:t>&gt;</w:t>
+      </w:r>
+      <w:r>
+        <w:t xml:space="preserve"> </w:t>
+      </w:r>
+      <w:r>
+        <w:t>(</w:t>
+      </w:r>
+      <w:r>
+        <w:rPr>
+          <w:lang w:val="en-US"/>
+        </w:rPr>
+        <w:t>git</w:t>
+      </w:r>
+      <w:r>
+        <w:t xml:space="preserve"> </w:t>
+      </w:r>
+      <w:r>
+        <w:rPr>
+          <w:lang w:val="en-US"/>
+        </w:rPr>
+        <w:t>reset</w:t>
+      </w:r>
+      <w:r>
+        <w:t xml:space="preserve"> </w:t>
+      </w:r>
+      <w:r>
         <w:t>–</w:t>
       </w:r>
       <w:r>
+        <w:t xml:space="preserve"> </w:t>
+      </w:r>
+      <w:r>
+        <w:t>отменяет действие команды для всех файлов)</w:t>
+      </w:r>
+      <w:r>
+        <w:t>.</w:t>
+      </w:r>
+      <w:r>
+        <w:t xml:space="preserve"> </w:t>
+      </w:r>
+    </w:p>
+    <w:p>
+      <w:pPr>
+        <w:jc w:val="both"/>
+      </w:pPr>
+      <w:r>
+        <w:t xml:space="preserve">32. Что такое </w:t>
+      </w:r>
+      <w:proofErr w:type="spellStart"/>
+      <w:r>
+        <w:t>GitHub</w:t>
+      </w:r>
+      <w:proofErr w:type="spellEnd"/>
+      <w:r>
+        <w:t>?</w:t>
+      </w:r>
+    </w:p>
+    <w:p>
+      <w:pPr>
+        <w:jc w:val="both"/>
+      </w:pPr>
+      <w:r>
         <w:rPr>
           <w:lang w:val="en-US"/>
         </w:rPr>
-        <w:t>abort</w:t>
+        <w:t>GitHub</w:t>
+      </w:r>
+      <w:r>
+        <w:t xml:space="preserve"> - веб-сервис для хостинга IT-проектов и их совместной разработки</w:t>
       </w:r>
       <w:r>
         <w:t>.</w:t>
       </w:r>
+      <w:r>
+        <w:t xml:space="preserve"> По сути, это визуальный интерфейс для работы с системой контроля версий </w:t>
+      </w:r>
+      <w:proofErr w:type="spellStart"/>
+      <w:r>
+        <w:t>Git</w:t>
+      </w:r>
+      <w:proofErr w:type="spellEnd"/>
+      <w:r>
+        <w:t xml:space="preserve">. </w:t>
+      </w:r>
+      <w:r>
+        <w:t xml:space="preserve">Также </w:t>
+      </w:r>
+      <w:r>
+        <w:rPr>
+          <w:lang w:val="en-US"/>
+        </w:rPr>
+        <w:t>GitHub</w:t>
+      </w:r>
+      <w:r>
+        <w:t xml:space="preserve"> предоставляет</w:t>
+      </w:r>
+      <w:r>
+        <w:t xml:space="preserve"> глобальное взаимоде</w:t>
+      </w:r>
+      <w:r>
+        <w:t>й</w:t>
+      </w:r>
+      <w:r>
+        <w:t xml:space="preserve">ствие </w:t>
+      </w:r>
+      <w:r>
+        <w:t xml:space="preserve">между </w:t>
+      </w:r>
+      <w:proofErr w:type="spellStart"/>
+      <w:r>
+        <w:t>репозиториями</w:t>
+      </w:r>
+      <w:proofErr w:type="spellEnd"/>
+      <w:r>
+        <w:t>, позволяя пользователям комментировать их и обращаться к ним.</w:t>
+      </w:r>
     </w:p>
     <w:p>
       <w:pPr>
         <w:jc w:val="both"/>
-      </w:pPr>
-      <w:r>
-        <w:t xml:space="preserve">13. Что делает команда </w:t>
-      </w:r>
-      <w:proofErr w:type="spellStart"/>
-      <w:r>
-        <w:t>git</w:t>
-      </w:r>
-      <w:proofErr w:type="spellEnd"/>
-      <w:r>
-        <w:t xml:space="preserve"> </w:t>
-      </w:r>
-      <w:proofErr w:type="spellStart"/>
-      <w:r>
-        <w:t>log</w:t>
-      </w:r>
-      <w:proofErr w:type="spellEnd"/>
-      <w:r>
-        <w:t>?</w:t>
-      </w:r>
-    </w:p>
+        <w:rPr>
+          <w:b/>
+        </w:rPr>
+      </w:pPr>
+      <w:bookmarkStart w:id="41" w:name="a38"/>
+      <w:r>
+        <w:rPr>
+          <w:b/>
+        </w:rPr>
+        <w:t>Вывод</w:t>
+      </w:r>
+    </w:p>
+    <w:bookmarkEnd w:id="41"/>
     <w:p>
       <w:pPr>
         <w:jc w:val="both"/>
       </w:pPr>
       <w:r>
-        <w:t xml:space="preserve">Команда </w:t>
-      </w:r>
-      <w:proofErr w:type="spellStart"/>
+        <w:t>В ходе</w:t>
+      </w:r>
+      <w:r>
+        <w:t xml:space="preserve"> работы я ознакомился с таким</w:t>
+      </w:r>
+      <w:r>
+        <w:t xml:space="preserve"> прекрасным инструментом как </w:t>
+      </w:r>
       <w:r>
         <w:rPr>
           <w:lang w:val="en-US"/>
         </w:rPr>
-        <w:t>git</w:t>
-      </w:r>
-      <w:proofErr w:type="spellEnd"/>
-      <w:r>
-        <w:t xml:space="preserve"> </w:t>
-      </w:r>
-      <w:r>
-        <w:rPr>
-          <w:lang w:val="en-US"/>
-        </w:rPr>
-        <w:t>log</w:t>
-      </w:r>
-      <w:r>
-        <w:t xml:space="preserve"> </w:t>
-      </w:r>
-      <w:r>
-        <w:t xml:space="preserve">выводит на экран </w:t>
-      </w:r>
-      <w:proofErr w:type="spellStart"/>
-      <w:r>
-        <w:t>коммиты</w:t>
-      </w:r>
-      <w:proofErr w:type="spellEnd"/>
-      <w:r>
-        <w:t xml:space="preserve"> текущей ветви в хронологическом порядке (новейшие </w:t>
-      </w:r>
-      <w:proofErr w:type="spellStart"/>
-      <w:r>
-        <w:t>коммиты</w:t>
-      </w:r>
-      <w:proofErr w:type="spellEnd"/>
-      <w:r>
-        <w:t xml:space="preserve"> находятся сверху)</w:t>
-      </w:r>
-      <w:r>
-        <w:t xml:space="preserve"> с отображением положения ветвей на определённых </w:t>
-      </w:r>
-      <w:proofErr w:type="spellStart"/>
-      <w:r>
-        <w:t>коммитах</w:t>
-      </w:r>
-      <w:proofErr w:type="spellEnd"/>
-      <w:r>
-        <w:t>.</w:t>
-      </w:r>
-    </w:p>
-    <w:p>
-      <w:pPr>
-        <w:jc w:val="both"/>
-      </w:pPr>
-      <w:r>
-        <w:t>25. Как отменить действие команды "</w:t>
-      </w:r>
-      <w:proofErr w:type="spellStart"/>
-      <w:r>
-        <w:t>git</w:t>
-      </w:r>
-      <w:proofErr w:type="spellEnd"/>
-      <w:r>
-        <w:t xml:space="preserve"> </w:t>
-      </w:r>
-      <w:proofErr w:type="spellStart"/>
-      <w:r>
-        <w:t>add</w:t>
-      </w:r>
-      <w:proofErr w:type="spellEnd"/>
-      <w:r>
-        <w:t>" на файл?</w:t>
-      </w:r>
-    </w:p>
-    <w:p>
-      <w:pPr>
-        <w:jc w:val="both"/>
-      </w:pPr>
-      <w:r>
-        <w:t xml:space="preserve">Отменить действие команды </w:t>
-      </w:r>
-      <w:proofErr w:type="spellStart"/>
-      <w:r>
-        <w:rPr>
-          <w:lang w:val="en-US"/>
-        </w:rPr>
-        <w:t>git</w:t>
-      </w:r>
-      <w:proofErr w:type="spellEnd"/>
-      <w:r>
-        <w:t xml:space="preserve"> </w:t>
-      </w:r>
-      <w:r>
-        <w:rPr>
-          <w:lang w:val="en-US"/>
-        </w:rPr>
-        <w:t>add</w:t>
-      </w:r>
-      <w:r>
-        <w:t xml:space="preserve"> </w:t>
-      </w:r>
-      <w:r>
-        <w:t xml:space="preserve">можно при помощи команд </w:t>
-      </w:r>
-      <w:proofErr w:type="spellStart"/>
-      <w:r>
-        <w:rPr>
-          <w:lang w:val="en-US"/>
-        </w:rPr>
-        <w:t>git</w:t>
-      </w:r>
-      <w:proofErr w:type="spellEnd"/>
-      <w:r>
-        <w:t xml:space="preserve"> </w:t>
-      </w:r>
-      <w:r>
-        <w:rPr>
-          <w:lang w:val="en-US"/>
-        </w:rPr>
-        <w:t>reset</w:t>
-      </w:r>
-      <w:r>
-        <w:t xml:space="preserve"> </w:t>
-      </w:r>
-      <w:r>
-        <w:t>&lt;наименование файла</w:t>
-      </w:r>
-      <w:r>
-        <w:t>&gt;</w:t>
-      </w:r>
-      <w:r>
-        <w:t xml:space="preserve"> </w:t>
-      </w:r>
-      <w:r>
-        <w:t>(</w:t>
-      </w:r>
-      <w:proofErr w:type="spellStart"/>
-      <w:r>
-        <w:rPr>
-          <w:lang w:val="en-US"/>
-        </w:rPr>
-        <w:t>git</w:t>
-      </w:r>
-      <w:proofErr w:type="spellEnd"/>
-      <w:r>
-        <w:t xml:space="preserve"> </w:t>
-      </w:r>
-      <w:r>
-        <w:rPr>
-          <w:lang w:val="en-US"/>
-        </w:rPr>
-        <w:t>reset</w:t>
-      </w:r>
-      <w:r>
-        <w:t xml:space="preserve"> </w:t>
-      </w:r>
-      <w:r>
-        <w:t>–</w:t>
-      </w:r>
-      <w:r>
-        <w:t xml:space="preserve"> </w:t>
-      </w:r>
-      <w:r>
-        <w:t>отменяет действие команды для всех файлов)</w:t>
-      </w:r>
-      <w:r>
-        <w:t>.</w:t>
-      </w:r>
-      <w:r>
-        <w:t xml:space="preserve"> </w:t>
-      </w:r>
-    </w:p>
-    <w:p>
-      <w:pPr>
-        <w:jc w:val="both"/>
-      </w:pPr>
-      <w:r>
-        <w:t xml:space="preserve">32. Что такое </w:t>
-      </w:r>
-      <w:proofErr w:type="spellStart"/>
-      <w:r>
-        <w:t>GitHub</w:t>
-      </w:r>
-      <w:proofErr w:type="spellEnd"/>
-      <w:r>
-        <w:t>?</w:t>
-      </w:r>
-    </w:p>
-    <w:p>
-      <w:pPr>
-        <w:jc w:val="both"/>
-      </w:pPr>
-      <w:proofErr w:type="spellStart"/>
-      <w:r>
-        <w:rPr>
-          <w:lang w:val="en-US"/>
-        </w:rPr>
-        <w:t>GitHub</w:t>
-      </w:r>
-      <w:proofErr w:type="spellEnd"/>
-      <w:r>
-        <w:t xml:space="preserve"> - веб-сервис для хостинга IT-проектов и их совместной разработки</w:t>
-      </w:r>
-      <w:r>
-        <w:t>.</w:t>
-      </w:r>
-      <w:r>
-        <w:t xml:space="preserve"> По сути, это визуальный интерфейс для работы с системой контроля версий </w:t>
-      </w:r>
-      <w:proofErr w:type="spellStart"/>
-      <w:r>
         <w:t>Git</w:t>
       </w:r>
-      <w:proofErr w:type="spellEnd"/>
-      <w:r>
-        <w:t xml:space="preserve">. </w:t>
-      </w:r>
-      <w:r>
-        <w:t xml:space="preserve">Также </w:t>
-      </w:r>
-      <w:proofErr w:type="spellStart"/>
-      <w:r>
-        <w:rPr>
-          <w:lang w:val="en-US"/>
-        </w:rPr>
-        <w:t>GitHub</w:t>
-      </w:r>
-      <w:proofErr w:type="spellEnd"/>
-      <w:r>
-        <w:t xml:space="preserve"> предоставляет</w:t>
-      </w:r>
-      <w:r>
-        <w:t xml:space="preserve"> глобальное взаимоде</w:t>
-      </w:r>
-      <w:r>
-        <w:t>й</w:t>
-      </w:r>
-      <w:r>
-        <w:t xml:space="preserve">ствие </w:t>
-      </w:r>
-      <w:r>
-        <w:t xml:space="preserve">между </w:t>
-      </w:r>
-      <w:proofErr w:type="spellStart"/>
-      <w:r>
-        <w:t>репозиториями</w:t>
-      </w:r>
-      <w:proofErr w:type="spellEnd"/>
-      <w:r>
-        <w:t>, позволяя пользователям комментировать их и обращаться к ним.</w:t>
-      </w:r>
-    </w:p>
-    <w:p>
-      <w:pPr>
-        <w:jc w:val="both"/>
-        <w:rPr>
-          <w:b/>
-        </w:rPr>
-      </w:pPr>
-      <w:bookmarkStart w:id="41" w:name="a38"/>
-      <w:r>
-        <w:rPr>
-          <w:b/>
-        </w:rPr>
-        <w:t>Вывод</w:t>
-      </w:r>
-    </w:p>
-    <w:bookmarkEnd w:id="41"/>
-    <w:p>
-      <w:pPr>
-        <w:jc w:val="both"/>
-      </w:pPr>
-      <w:r>
-        <w:t>В ходе</w:t>
-      </w:r>
-      <w:r>
-        <w:t xml:space="preserve"> я ознакомился с такой прекрасным инструментом как </w:t>
-      </w:r>
-      <w:proofErr w:type="spellStart"/>
-      <w:r>
-        <w:rPr>
-          <w:lang w:val="en-US"/>
-        </w:rPr>
-        <w:t>Git</w:t>
-      </w:r>
-      <w:proofErr w:type="spellEnd"/>
       <w:r>
         <w:t xml:space="preserve">, который позволяет вести контроль и сохранение старых версий </w:t>
       </w:r>
@@ -16697,6 +16520,7 @@
         <w:docPartUnique/>
       </w:docPartObj>
     </w:sdtPr>
+    <w:sdtEndPr/>
     <w:sdtContent>
       <w:p>
         <w:pPr>
@@ -16739,7 +16563,7 @@
             <w:sz w:val="24"/>
             <w:szCs w:val="24"/>
           </w:rPr>
-          <w:t>3</w:t>
+          <w:t>22</w:t>
         </w:r>
         <w:r>
           <w:rPr>
@@ -17612,6 +17436,7 @@
   <w:style w:type="character" w:default="1" w:styleId="a0">
     <w:name w:val="Default Paragraph Font"/>
     <w:uiPriority w:val="1"/>
+    <w:semiHidden/>
     <w:unhideWhenUsed/>
   </w:style>
   <w:style w:type="table" w:default="1" w:styleId="a1">
@@ -18136,7 +17961,7 @@
 </file>
 
 <file path=customXml/itemProps1.xml><?xml version="1.0" encoding="utf-8"?>
-<ds:datastoreItem xmlns:ds="http://schemas.openxmlformats.org/officeDocument/2006/customXml" ds:itemID="{09AE1934-3548-48D1-AF66-8765ADFD8BEC}">
+<ds:datastoreItem xmlns:ds="http://schemas.openxmlformats.org/officeDocument/2006/customXml" ds:itemID="{74E73535-DF62-4B24-B376-88E07A9CA209}">
   <ds:schemaRefs>
     <ds:schemaRef ds:uri="http://schemas.openxmlformats.org/officeDocument/2006/bibliography"/>
   </ds:schemaRefs>
